--- a/Datas/documents/template_chevalet.docx
+++ b/Datas/documents/template_chevalet.docx
@@ -67,7 +67,7 @@
                 <w:noProof/>
                 <w:lang w:val="en-US"/>
               </w:rPr>
-              <w:t>AUTOPILOT</w:t>
+              <w:t>VECTOR A</w:t>
             </w:r>
             <w:r>
               <w:fldChar w:fldCharType="end"/>
@@ -121,7 +121,7 @@
                 <w:szCs w:val="96"/>
                 <w:lang w:val="en-US"/>
               </w:rPr>
-              <w:t>ODIOT</w:t>
+              <w:t>ARRIBART</w:t>
             </w:r>
             <w:r>
               <w:rPr>
@@ -167,7 +167,7 @@
                 <w:szCs w:val="96"/>
                 <w:lang w:val="en-US"/>
               </w:rPr>
-              <w:t>Cédrick</w:t>
+              <w:t>Hervé</w:t>
             </w:r>
             <w:r>
               <w:rPr>
@@ -274,7 +274,7 @@
                 <w:noProof/>
                 <w:lang w:val="en-US"/>
               </w:rPr>
-              <w:t>AUTOPILOT</w:t>
+              <w:t>VECTOR A</w:t>
             </w:r>
             <w:r>
               <w:fldChar w:fldCharType="end"/>
@@ -328,7 +328,7 @@
                 <w:szCs w:val="96"/>
                 <w:lang w:val="en-US"/>
               </w:rPr>
-              <w:t>AMATO</w:t>
+              <w:t>ALMEIDA</w:t>
             </w:r>
             <w:r>
               <w:rPr>
@@ -374,7 +374,7 @@
                 <w:szCs w:val="96"/>
                 <w:lang w:val="en-US"/>
               </w:rPr>
-              <w:t>Bruno</w:t>
+              <w:t>Maxime</w:t>
             </w:r>
             <w:r>
               <w:rPr>
@@ -486,7 +486,7 @@
                 <w:noProof/>
                 <w:lang w:val="en-US"/>
               </w:rPr>
-              <w:t>AUTOPILOT</w:t>
+              <w:t>VECTOR A</w:t>
             </w:r>
             <w:r>
               <w:fldChar w:fldCharType="end"/>
@@ -508,6 +508,7 @@
               <w:rPr>
                 <w:sz w:val="96"/>
                 <w:szCs w:val="96"/>
+                <w:lang w:val="en-US"/>
               </w:rPr>
             </w:pPr>
             <w:r>
@@ -521,6 +522,7 @@
               <w:rPr>
                 <w:sz w:val="96"/>
                 <w:szCs w:val="96"/>
+                <w:lang w:val="en-US"/>
               </w:rPr>
               <w:instrText xml:space="preserve"> MERGEFIELD nom </w:instrText>
             </w:r>
@@ -536,8 +538,9 @@
                 <w:noProof/>
                 <w:sz w:val="96"/>
                 <w:szCs w:val="96"/>
-              </w:rPr>
-              <w:t>VILLETTE</w:t>
+                <w:lang w:val="en-US"/>
+              </w:rPr>
+              <w:t>Hurte</w:t>
             </w:r>
             <w:r>
               <w:rPr>
@@ -550,6 +553,7 @@
               <w:rPr>
                 <w:sz w:val="96"/>
                 <w:szCs w:val="96"/>
+                <w:lang w:val="en-US"/>
               </w:rPr>
               <w:t xml:space="preserve"> </w:t>
             </w:r>
@@ -564,6 +568,7 @@
               <w:rPr>
                 <w:sz w:val="96"/>
                 <w:szCs w:val="96"/>
+                <w:lang w:val="en-US"/>
               </w:rPr>
               <w:instrText xml:space="preserve"> MERGEFIELD prenom </w:instrText>
             </w:r>
@@ -579,8 +584,9 @@
                 <w:noProof/>
                 <w:sz w:val="96"/>
                 <w:szCs w:val="96"/>
-              </w:rPr>
-              <w:t>Stéphane</w:t>
+                <w:lang w:val="en-US"/>
+              </w:rPr>
+              <w:t>Sylvain</w:t>
             </w:r>
             <w:r>
               <w:rPr>
@@ -594,6 +600,9 @@
             <w:pPr>
               <w:ind w:left="144" w:right="144"/>
               <w:jc w:val="center"/>
+              <w:rPr>
+                <w:lang w:val="en-US"/>
+              </w:rPr>
             </w:pPr>
           </w:p>
           <w:p>
@@ -621,7 +630,7 @@
                 <w:noProof/>
                 <w:lang w:val="en-US"/>
               </w:rPr>
-              <w:t>Toyota Material Handling France S.A.S.</w:t>
+              <w:t>Toyota Material Handling Schweiz AG</w:t>
             </w:r>
             <w:r>
               <w:fldChar w:fldCharType="end"/>
@@ -699,7 +708,7 @@
                 <w:noProof/>
                 <w:lang w:val="en-US"/>
               </w:rPr>
-              <w:t>AUTOPILOT</w:t>
+              <w:t>VECTOR A</w:t>
             </w:r>
             <w:r>
               <w:fldChar w:fldCharType="end"/>
@@ -753,7 +762,7 @@
                 <w:szCs w:val="96"/>
                 <w:lang w:val="en-US"/>
               </w:rPr>
-              <w:t>DIMOS</w:t>
+              <w:t>SANNA</w:t>
             </w:r>
             <w:r>
               <w:rPr>
@@ -799,7 +808,7 @@
                 <w:szCs w:val="96"/>
                 <w:lang w:val="en-US"/>
               </w:rPr>
-              <w:t>Thomas</w:t>
+              <w:t>Léo</w:t>
             </w:r>
             <w:r>
               <w:rPr>
@@ -920,7 +929,7 @@
                 <w:noProof/>
                 <w:lang w:val="en-US"/>
               </w:rPr>
-              <w:t>AUTOPILOT</w:t>
+              <w:t>VECTOR A</w:t>
             </w:r>
             <w:r>
               <w:fldChar w:fldCharType="end"/>
@@ -1141,7 +1150,7 @@
                 <w:noProof/>
                 <w:lang w:val="en-US"/>
               </w:rPr>
-              <w:t>AUTOPILOT</w:t>
+              <w:t>VECTOR A</w:t>
             </w:r>
             <w:r>
               <w:fldChar w:fldCharType="end"/>
@@ -1195,7 +1204,7 @@
                 <w:szCs w:val="96"/>
                 <w:lang w:val="en-US"/>
               </w:rPr>
-              <w:t>COUSIN</w:t>
+              <w:t>PAPETTI</w:t>
             </w:r>
             <w:r>
               <w:rPr>
@@ -1241,7 +1250,7 @@
                 <w:szCs w:val="96"/>
                 <w:lang w:val="en-US"/>
               </w:rPr>
-              <w:t>Jessy</w:t>
+              <w:t>Matthieu</w:t>
             </w:r>
             <w:r>
               <w:rPr>
@@ -1356,16 +1365,6 @@
               <w:instrText xml:space="preserve"> MERGEFIELD course_full_name </w:instrText>
             </w:r>
             <w:r>
-              <w:fldChar w:fldCharType="separate"/>
-            </w:r>
-            <w:r>
-              <w:rPr>
-                <w:noProof/>
-                <w:lang w:val="en-US"/>
-              </w:rPr>
-              <w:t>AUTOPILOT</w:t>
-            </w:r>
-            <w:r>
               <w:fldChar w:fldCharType="end"/>
             </w:r>
           </w:p>
@@ -1408,22 +1407,6 @@
                 <w:sz w:val="96"/>
                 <w:szCs w:val="96"/>
               </w:rPr>
-              <w:fldChar w:fldCharType="separate"/>
-            </w:r>
-            <w:r>
-              <w:rPr>
-                <w:noProof/>
-                <w:sz w:val="96"/>
-                <w:szCs w:val="96"/>
-                <w:lang w:val="en-US"/>
-              </w:rPr>
-              <w:t>CHOPLIN</w:t>
-            </w:r>
-            <w:r>
-              <w:rPr>
-                <w:sz w:val="96"/>
-                <w:szCs w:val="96"/>
-              </w:rPr>
               <w:fldChar w:fldCharType="end"/>
             </w:r>
             <w:r>
@@ -1454,22 +1437,6 @@
                 <w:sz w:val="96"/>
                 <w:szCs w:val="96"/>
               </w:rPr>
-              <w:fldChar w:fldCharType="separate"/>
-            </w:r>
-            <w:r>
-              <w:rPr>
-                <w:noProof/>
-                <w:sz w:val="96"/>
-                <w:szCs w:val="96"/>
-                <w:lang w:val="en-US"/>
-              </w:rPr>
-              <w:t>Luc</w:t>
-            </w:r>
-            <w:r>
-              <w:rPr>
-                <w:sz w:val="96"/>
-                <w:szCs w:val="96"/>
-              </w:rPr>
               <w:fldChar w:fldCharType="end"/>
             </w:r>
           </w:p>
@@ -1486,6 +1453,9 @@
             <w:pPr>
               <w:spacing w:before="111"/>
               <w:ind w:left="144" w:right="144"/>
+              <w:rPr>
+                <w:lang w:val="en-US"/>
+              </w:rPr>
             </w:pPr>
             <w:r>
               <w:fldChar w:fldCharType="begin"/>
@@ -1495,16 +1465,6 @@
                 <w:lang w:val="en-US"/>
               </w:rPr>
               <w:instrText xml:space="preserve"> MERGEFIELD institution </w:instrText>
-            </w:r>
-            <w:r>
-              <w:fldChar w:fldCharType="separate"/>
-            </w:r>
-            <w:r>
-              <w:rPr>
-                <w:noProof/>
-                <w:lang w:val="en-US"/>
-              </w:rPr>
-              <w:t>Toyota Material Handling France S.A.S.</w:t>
             </w:r>
             <w:r>
               <w:fldChar w:fldCharType="end"/>
@@ -1513,16 +1473,29 @@
         </w:tc>
       </w:tr>
     </w:tbl>
-    <w:p/>
-    <w:p/>
+    <w:p>
+      <w:pPr>
+        <w:rPr>
+          <w:lang w:val="en-US"/>
+        </w:rPr>
+      </w:pPr>
+    </w:p>
+    <w:p>
+      <w:pPr>
+        <w:rPr>
+          <w:lang w:val="en-US"/>
+        </w:rPr>
+      </w:pPr>
+    </w:p>
     <w:sectPr>
       <w:headerReference w:type="default" r:id="rId9"/>
       <w:footerReference w:type="default" r:id="rId10"/>
       <w:type w:val="continuous"/>
       <w:pgSz w:w="16840" w:h="11907" w:orient="landscape"/>
-      <w:pgMar w:top="113" w:right="1418" w:bottom="0" w:left="1418" w:header="720" w:footer="720" w:gutter="0"/>
+      <w:pgMar w:top="567" w:right="567" w:bottom="567" w:left="567" w:header="720" w:footer="720" w:gutter="0"/>
       <w:paperSrc w:first="4" w:other="4"/>
       <w:cols w:space="720"/>
+      <w:docGrid w:linePitch="299"/>
     </w:sectPr>
   </w:body>
 </w:document>
@@ -1807,7 +1780,25 @@
                               <w:color w:val="000000"/>
                               <w:sz w:val="20"/>
                             </w:rPr>
-                            <w:t xml:space="preserve">Information classification: </w:t>
+                            <w:t xml:space="preserve">Information </w:t>
+                          </w:r>
+                          <w:proofErr w:type="gramStart"/>
+                          <w:r>
+                            <w:rPr>
+                              <w:rFonts w:ascii="Calibri" w:hAnsi="Calibri" w:cs="Calibri"/>
+                              <w:color w:val="000000"/>
+                              <w:sz w:val="20"/>
+                            </w:rPr>
+                            <w:t>classification:</w:t>
+                          </w:r>
+                          <w:proofErr w:type="gramEnd"/>
+                          <w:r>
+                            <w:rPr>
+                              <w:rFonts w:ascii="Calibri" w:hAnsi="Calibri" w:cs="Calibri"/>
+                              <w:color w:val="000000"/>
+                              <w:sz w:val="20"/>
+                            </w:rPr>
+                            <w:t xml:space="preserve"> </w:t>
                           </w:r>
                           <w:proofErr w:type="spellStart"/>
                           <w:r>
@@ -1859,7 +1850,25 @@
                         <w:color w:val="000000"/>
                         <w:sz w:val="20"/>
                       </w:rPr>
-                      <w:t xml:space="preserve">Information classification: </w:t>
+                      <w:t xml:space="preserve">Information </w:t>
+                    </w:r>
+                    <w:proofErr w:type="gramStart"/>
+                    <w:r>
+                      <w:rPr>
+                        <w:rFonts w:ascii="Calibri" w:hAnsi="Calibri" w:cs="Calibri"/>
+                        <w:color w:val="000000"/>
+                        <w:sz w:val="20"/>
+                      </w:rPr>
+                      <w:t>classification:</w:t>
+                    </w:r>
+                    <w:proofErr w:type="gramEnd"/>
+                    <w:r>
+                      <w:rPr>
+                        <w:rFonts w:ascii="Calibri" w:hAnsi="Calibri" w:cs="Calibri"/>
+                        <w:color w:val="000000"/>
+                        <w:sz w:val="20"/>
+                      </w:rPr>
+                      <w:t xml:space="preserve"> </w:t>
                     </w:r>
                     <w:proofErr w:type="spellStart"/>
                     <w:r>
@@ -3075,18 +3084,6 @@
 </file>
 
 <file path=customXml/item2.xml><?xml version="1.0" encoding="utf-8"?>
-<p:properties xmlns:p="http://schemas.microsoft.com/office/2006/metadata/properties" xmlns:xsi="http://www.w3.org/2001/XMLSchema-instance" xmlns:pc="http://schemas.microsoft.com/office/infopath/2007/PartnerControls">
-  <documentManagement>
-    <TaxCatchAll xmlns="0ad0e0a9-ab9a-4e6f-9f02-d25f1222e6d5" xsi:nil="true"/>
-    <Commentaire xmlns="d486a57a-bb99-4dc9-bf99-6c7c10447675" xsi:nil="true"/>
-    <lcf76f155ced4ddcb4097134ff3c332f xmlns="d486a57a-bb99-4dc9-bf99-6c7c10447675">
-      <Terms xmlns="http://schemas.microsoft.com/office/infopath/2007/PartnerControls"/>
-    </lcf76f155ced4ddcb4097134ff3c332f>
-  </documentManagement>
-</p:properties>
-</file>
-
-<file path=customXml/item3.xml><?xml version="1.0" encoding="utf-8"?>
 <ct:contentTypeSchema xmlns:ct="http://schemas.microsoft.com/office/2006/metadata/contentType" xmlns:ma="http://schemas.microsoft.com/office/2006/metadata/properties/metaAttributes" ct:_="" ma:_="" ma:contentTypeName="Document" ma:contentTypeID="0x0101004774D812F47F834E9A74CD233E6E7281" ma:contentTypeVersion="19" ma:contentTypeDescription="Crée un document." ma:contentTypeScope="" ma:versionID="02bbfc0b177444a254b829f3d20e9b99">
   <xsd:schema xmlns:xsd="http://www.w3.org/2001/XMLSchema" xmlns:xs="http://www.w3.org/2001/XMLSchema" xmlns:p="http://schemas.microsoft.com/office/2006/metadata/properties" xmlns:ns2="d486a57a-bb99-4dc9-bf99-6c7c10447675" xmlns:ns3="0ad0e0a9-ab9a-4e6f-9f02-d25f1222e6d5" targetNamespace="http://schemas.microsoft.com/office/2006/metadata/properties" ma:root="true" ma:fieldsID="acf9e3dba13bd01d2d9490b21d6c77d7" ns2:_="" ns3:_="">
     <xsd:import namespace="d486a57a-bb99-4dc9-bf99-6c7c10447675"/>
@@ -3349,6 +3346,18 @@
 </ct:contentTypeSchema>
 </file>
 
+<file path=customXml/item3.xml><?xml version="1.0" encoding="utf-8"?>
+<p:properties xmlns:p="http://schemas.microsoft.com/office/2006/metadata/properties" xmlns:xsi="http://www.w3.org/2001/XMLSchema-instance" xmlns:pc="http://schemas.microsoft.com/office/infopath/2007/PartnerControls">
+  <documentManagement>
+    <TaxCatchAll xmlns="0ad0e0a9-ab9a-4e6f-9f02-d25f1222e6d5" xsi:nil="true"/>
+    <Commentaire xmlns="d486a57a-bb99-4dc9-bf99-6c7c10447675" xsi:nil="true"/>
+    <lcf76f155ced4ddcb4097134ff3c332f xmlns="d486a57a-bb99-4dc9-bf99-6c7c10447675">
+      <Terms xmlns="http://schemas.microsoft.com/office/infopath/2007/PartnerControls"/>
+    </lcf76f155ced4ddcb4097134ff3c332f>
+  </documentManagement>
+</p:properties>
+</file>
+
 <file path=customXml/itemProps1.xml><?xml version="1.0" encoding="utf-8"?>
 <ds:datastoreItem xmlns:ds="http://schemas.openxmlformats.org/officeDocument/2006/customXml" ds:itemID="{E4A411F8-BA42-443E-A071-0178352FA817}">
   <ds:schemaRefs>
@@ -3358,17 +3367,6 @@
 </file>
 
 <file path=customXml/itemProps2.xml><?xml version="1.0" encoding="utf-8"?>
-<ds:datastoreItem xmlns:ds="http://schemas.openxmlformats.org/officeDocument/2006/customXml" ds:itemID="{B861A331-F276-4A08-907A-8611DC841BFF}">
-  <ds:schemaRefs>
-    <ds:schemaRef ds:uri="http://schemas.microsoft.com/office/2006/metadata/properties"/>
-    <ds:schemaRef ds:uri="http://schemas.microsoft.com/office/infopath/2007/PartnerControls"/>
-    <ds:schemaRef ds:uri="0ad0e0a9-ab9a-4e6f-9f02-d25f1222e6d5"/>
-    <ds:schemaRef ds:uri="d486a57a-bb99-4dc9-bf99-6c7c10447675"/>
-  </ds:schemaRefs>
-</ds:datastoreItem>
-</file>
-
-<file path=customXml/itemProps3.xml><?xml version="1.0" encoding="utf-8"?>
 <ds:datastoreItem xmlns:ds="http://schemas.openxmlformats.org/officeDocument/2006/customXml" ds:itemID="{CD6689A9-670F-455C-88FD-81CD1C443B56}">
   <ds:schemaRefs>
     <ds:schemaRef ds:uri="http://schemas.microsoft.com/office/2006/metadata/contentType"/>
@@ -3385,4 +3383,15 @@
     <ds:schemaRef ds:uri="http://schemas.microsoft.com/internal/obd"/>
   </ds:schemaRefs>
 </ds:datastoreItem>
+</file>
+
+<file path=customXml/itemProps3.xml><?xml version="1.0" encoding="utf-8"?>
+<ds:datastoreItem xmlns:ds="http://schemas.openxmlformats.org/officeDocument/2006/customXml" ds:itemID="{B861A331-F276-4A08-907A-8611DC841BFF}">
+  <ds:schemaRefs>
+    <ds:schemaRef ds:uri="http://schemas.microsoft.com/office/2006/metadata/properties"/>
+    <ds:schemaRef ds:uri="http://schemas.microsoft.com/office/infopath/2007/PartnerControls"/>
+    <ds:schemaRef ds:uri="0ad0e0a9-ab9a-4e6f-9f02-d25f1222e6d5"/>
+    <ds:schemaRef ds:uri="d486a57a-bb99-4dc9-bf99-6c7c10447675"/>
+  </ds:schemaRefs>
+</ds:datastoreItem>
 </file>